--- a/Hướng dấn sử dụng phần mềm web quản lý thú cưng kmna.docx
+++ b/Hướng dấn sử dụng phần mềm web quản lý thú cưng kmna.docx
@@ -81,16 +81,13 @@
         </w:rPr>
         <w:t xml:space="preserve">B4 : dùng git clone </w:t>
       </w:r>
-      <w:hyperlink r:id="rId4" w:history="1">
-        <w:r>
-          <w:rPr>
-            <w:rStyle w:val="Hyperlink"/>
-            <w:sz w:val="26"/>
-            <w:szCs w:val="26"/>
-          </w:rPr>
-          <w:t>https://github.com/Kiennguyen2006/webthucung.git</w:t>
-        </w:r>
-      </w:hyperlink>
+      <w:r>
+        <w:rPr>
+          <w:sz w:val="26"/>
+          <w:szCs w:val="26"/>
+        </w:rPr>
+        <w:t>https://github.com/Kiennguyen2006/webthucung.git</w:t>
+      </w:r>
     </w:p>
     <w:p>
       <w:pPr>
